--- a/docs/data-insights/outreach_kenneth_14-06-2026.docx
+++ b/docs/data-insights/outreach_kenneth_14-06-2026.docx
@@ -140,7 +140,7 @@
           <w:color w:val="707070"/>
           <w:sz w:val="18"/>
         </w:rPr>
-        <w:t xml:space="preserve">   $63,263 in the last 12 months   (deck #15 of 50)</w:t>
+        <w:t xml:space="preserve">   $63,263 in the last 12 months   (deck #11 of 50)</w:t>
       </w:r>
     </w:p>
     <w:p>
@@ -221,7 +221,7 @@
           <w:b w:val="0"/>
           <w:i w:val="0"/>
         </w:rPr>
-        <w:t>Due soon: last ordered 71 days ago; they typically reorder about every 47 days, so they're about due.</w:t>
+        <w:t>Due soon: last ordered 75 days ago; they typically reorder about every 47 days, so they're about due.</w:t>
       </w:r>
     </w:p>
     <w:p>
@@ -267,172 +267,7 @@
           <w:b w:val="0"/>
           <w:i w:val="0"/>
         </w:rPr>
-        <w:t xml:space="preserve">2. Cash Account - Kenneth  </w:t>
-      </w:r>
-      <w:r>
-        <w:rPr>
-          <w:b/>
-          <w:i w:val="0"/>
-          <w:color w:val="707070"/>
-          <w:sz w:val="20"/>
-        </w:rPr>
-        <w:t>[unknown (no industry filter applied)]</w:t>
-      </w:r>
-      <w:r>
-        <w:rPr>
-          <w:b w:val="0"/>
-          <w:i/>
-          <w:color w:val="707070"/>
-          <w:sz w:val="18"/>
-        </w:rPr>
-        <w:t xml:space="preserve">   $14,399 in the last 12 months   (deck #31 of 50)</w:t>
-      </w:r>
-    </w:p>
-    <w:p>
-      <w:r>
-        <w:rPr>
-          <w:b/>
-          <w:i w:val="0"/>
-        </w:rPr>
-        <w:t xml:space="preserve">Who to contact: </w:t>
-      </w:r>
-      <w:r>
-        <w:rPr>
-          <w:b w:val="0"/>
-          <w:i w:val="0"/>
-        </w:rPr>
-        <w:t>Jacquelyn Lamkin &lt;jacquelyn.lamkin@gmail.com&gt; - confirm contact - stale &gt;90d (no email activity on record)</w:t>
-      </w:r>
-    </w:p>
-    <w:p>
-      <w:r>
-        <w:rPr>
-          <w:b/>
-          <w:i w:val="0"/>
-          <w:color w:val="B56A00"/>
-          <w:sz w:val="18"/>
-        </w:rPr>
-        <w:t xml:space="preserve">   Note: </w:t>
-      </w:r>
-      <w:r>
-        <w:rPr>
-          <w:b w:val="0"/>
-          <w:i/>
-          <w:color w:val="707070"/>
-          <w:sz w:val="18"/>
-        </w:rPr>
-        <w:t>value contact (jacquelyn.lamkin@gmail.com) is NOT the loudest contact (accounts@fremont.co, 1 emails) - pitch to value, not volume</w:t>
-      </w:r>
-    </w:p>
-    <w:p>
-      <w:r>
-        <w:rPr>
-          <w:b/>
-          <w:i w:val="0"/>
-        </w:rPr>
-        <w:t xml:space="preserve">Pitch: </w:t>
-      </w:r>
-      <w:r>
-        <w:rPr>
-          <w:b w:val="0"/>
-          <w:i w:val="0"/>
-          <w:color w:val="1B7F3B"/>
-        </w:rPr>
-        <w:t>Embellishment</w:t>
-      </w:r>
-    </w:p>
-    <w:p>
-      <w:r>
-        <w:rPr>
-          <w:b/>
-          <w:i w:val="0"/>
-        </w:rPr>
-        <w:t xml:space="preserve">Pattern: </w:t>
-      </w:r>
-      <w:r>
-        <w:rPr>
-          <w:b w:val="0"/>
-          <w:i w:val="0"/>
-        </w:rPr>
-        <w:t>59% of customers who buy Hard Cover Books also buy Embellishment, about 3.9 times more likely than the average customer (15% normally). Buys hard cover books (3 jobs) but has 0 jobs in embellishment.</w:t>
-      </w:r>
-    </w:p>
-    <w:p>
-      <w:r>
-        <w:rPr>
-          <w:b/>
-          <w:i w:val="0"/>
-        </w:rPr>
-        <w:t xml:space="preserve">Industry fit: </w:t>
-      </w:r>
-      <w:r>
-        <w:rPr>
-          <w:b w:val="0"/>
-          <w:i w:val="0"/>
-        </w:rPr>
-        <w:t>No industry on file - clean statistical pitch, no industry-fit claim (filter skipped).</w:t>
-      </w:r>
-    </w:p>
-    <w:p>
-      <w:r>
-        <w:rPr>
-          <w:b/>
-          <w:i w:val="0"/>
-        </w:rPr>
-        <w:t xml:space="preserve">Timing: </w:t>
-      </w:r>
-      <w:r>
-        <w:rPr>
-          <w:b w:val="0"/>
-          <w:i w:val="0"/>
-        </w:rPr>
-        <w:t>Due soon: last ordered 38 days ago; they typically reorder about every 36 days, so they're about due.</w:t>
-      </w:r>
-    </w:p>
-    <w:p>
-      <w:r>
-        <w:rPr>
-          <w:b/>
-          <w:i w:val="0"/>
-          <w:color w:val="1F497D"/>
-        </w:rPr>
-        <w:t xml:space="preserve">Your call:   </w:t>
-      </w:r>
-      <w:r>
-        <w:rPr>
-          <w:b w:val="0"/>
-          <w:i w:val="0"/>
-        </w:rPr>
-        <w:t xml:space="preserve">[ ] Makes sense      [ ] They already buy this      [ ] Wrong      </w:t>
-      </w:r>
-      <w:r>
-        <w:rPr>
-          <w:b w:val="0"/>
-          <w:i/>
-          <w:color w:val="707070"/>
-          <w:sz w:val="18"/>
-        </w:rPr>
-        <w:t xml:space="preserve">notes: </w:t>
-      </w:r>
-      <w:r>
-        <w:rPr>
-          <w:b w:val="0"/>
-          <w:i w:val="0"/>
-          <w:color w:val="A0A0A0"/>
-        </w:rPr>
-        <w:t>______________________________</w:t>
-      </w:r>
-    </w:p>
-    <w:p>
-      <w:pPr>
-        <w:pStyle w:val="Heading3"/>
-      </w:pPr>
-      <w:r>
-        <w:rPr>
-          <w:b w:val="0"/>
-          <w:i w:val="0"/>
-        </w:rPr>
-        <w:t xml:space="preserve">3. Fior Restaurant  </w:t>
+        <w:t xml:space="preserve">2. Fior Restaurant  </w:t>
       </w:r>
       <w:r>
         <w:rPr>
@@ -450,7 +285,7 @@
           <w:color w:val="707070"/>
           <w:sz w:val="18"/>
         </w:rPr>
-        <w:t xml:space="preserve">   $2,060 in the last 12 months   (deck #45 of 50)</w:t>
+        <w:t xml:space="preserve">   $2,060 in the last 12 months   (deck #41 of 50)</w:t>
       </w:r>
     </w:p>
     <w:p>
@@ -466,7 +301,7 @@
           <w:b w:val="0"/>
           <w:i w:val="0"/>
         </w:rPr>
-        <w:t>Bec Fanning &lt;bec@fiorrestaurant.com.au&gt; - active (last active 2026-03-16)</w:t>
+        <w:t>Bec Fanning &lt;bec@fiorrestaurant.com.au&gt; - confirm contact - stale &gt;90d (last active 2026-03-16)</w:t>
       </w:r>
     </w:p>
     <w:p>
@@ -531,7 +366,153 @@
           <w:b w:val="0"/>
           <w:i w:val="0"/>
         </w:rPr>
-        <w:t>Due soon: last ordered 94 days ago; they typically reorder about every 88 days, so they're about due.</w:t>
+        <w:t>Due soon: last ordered 98 days ago; they typically reorder about every 88 days, so they're about due.</w:t>
+      </w:r>
+    </w:p>
+    <w:p>
+      <w:r>
+        <w:rPr>
+          <w:b/>
+          <w:i w:val="0"/>
+          <w:color w:val="1F497D"/>
+        </w:rPr>
+        <w:t xml:space="preserve">Your call:   </w:t>
+      </w:r>
+      <w:r>
+        <w:rPr>
+          <w:b w:val="0"/>
+          <w:i w:val="0"/>
+        </w:rPr>
+        <w:t xml:space="preserve">[ ] Makes sense      [ ] They already buy this      [ ] Wrong      </w:t>
+      </w:r>
+      <w:r>
+        <w:rPr>
+          <w:b w:val="0"/>
+          <w:i/>
+          <w:color w:val="707070"/>
+          <w:sz w:val="18"/>
+        </w:rPr>
+        <w:t xml:space="preserve">notes: </w:t>
+      </w:r>
+      <w:r>
+        <w:rPr>
+          <w:b w:val="0"/>
+          <w:i w:val="0"/>
+          <w:color w:val="A0A0A0"/>
+        </w:rPr>
+        <w:t>______________________________</w:t>
+      </w:r>
+    </w:p>
+    <w:p>
+      <w:pPr>
+        <w:pStyle w:val="Heading3"/>
+      </w:pPr>
+      <w:r>
+        <w:rPr>
+          <w:b w:val="0"/>
+          <w:i w:val="0"/>
+        </w:rPr>
+        <w:t xml:space="preserve">3. Social Diary  </w:t>
+      </w:r>
+      <w:r>
+        <w:rPr>
+          <w:b/>
+          <w:i w:val="0"/>
+          <w:color w:val="707070"/>
+          <w:sz w:val="20"/>
+        </w:rPr>
+        <w:t>[Advertising &amp; Marketing]</w:t>
+      </w:r>
+      <w:r>
+        <w:rPr>
+          <w:b w:val="0"/>
+          <w:i/>
+          <w:color w:val="707070"/>
+          <w:sz w:val="18"/>
+        </w:rPr>
+        <w:t xml:space="preserve">   $1,077 in the last 12 months   (deck #47 of 50)</w:t>
+      </w:r>
+    </w:p>
+    <w:p>
+      <w:r>
+        <w:rPr>
+          <w:b/>
+          <w:i w:val="0"/>
+        </w:rPr>
+        <w:t xml:space="preserve">Who to contact: </w:t>
+      </w:r>
+      <w:r>
+        <w:rPr>
+          <w:b w:val="0"/>
+          <w:i w:val="0"/>
+        </w:rPr>
+        <w:t>Tiffany Farrington &lt;tiffany@socialdiary.com.au&gt; - confirm contact - stale &gt;90d (last active 2025-08-07)</w:t>
+      </w:r>
+    </w:p>
+    <w:p>
+      <w:r>
+        <w:rPr>
+          <w:b/>
+          <w:i w:val="0"/>
+        </w:rPr>
+        <w:t xml:space="preserve">Pitch: </w:t>
+      </w:r>
+      <w:r>
+        <w:rPr>
+          <w:b w:val="0"/>
+          <w:i w:val="0"/>
+          <w:color w:val="1B7F3B"/>
+        </w:rPr>
+        <w:t>Hard Cover Books</w:t>
+      </w:r>
+    </w:p>
+    <w:p>
+      <w:r>
+        <w:rPr>
+          <w:b/>
+          <w:i w:val="0"/>
+        </w:rPr>
+        <w:t xml:space="preserve">Pattern: </w:t>
+      </w:r>
+      <w:r>
+        <w:rPr>
+          <w:b w:val="0"/>
+          <w:i w:val="0"/>
+        </w:rPr>
+        <w:t>32% of customers who buy Embellishment also buy Hard Cover Books, about 3.9 times more likely than the average customer (8% normally). Buys embellishment (2 jobs) but has 0 jobs in hard cover books.</w:t>
+      </w:r>
+    </w:p>
+    <w:p>
+      <w:r>
+        <w:rPr>
+          <w:b/>
+          <w:i w:val="0"/>
+          <w:color w:val="1B7F3B"/>
+        </w:rPr>
+        <w:t xml:space="preserve">Fits their business: </w:t>
+      </w:r>
+      <w:r>
+        <w:rPr>
+          <w:b w:val="0"/>
+          <w:i w:val="0"/>
+        </w:rPr>
+        <w:t>Advertising &amp; Marketing firms regularly buy Hard Cover Books (26% do).</w:t>
+      </w:r>
+    </w:p>
+    <w:p>
+      <w:r>
+        <w:rPr>
+          <w:b/>
+          <w:i w:val="0"/>
+        </w:rPr>
+        <w:t xml:space="preserve">Timing: </w:t>
+      </w:r>
+      <w:r>
+        <w:rPr>
+          <w:b w:val="0"/>
+          <w:i w:val="0"/>
+        </w:rPr>
+        <w:t>Overdue: last ordered 313 days ago; they typically reorder about every 160 days, so they're past due.</w:t>
       </w:r>
     </w:p>
     <w:p>
